--- a/Materials/Professional_SecurityPlus_Cloud_Lab_Guide.docx
+++ b/Materials/Professional_SecurityPlus_Cloud_Lab_Guide.docx
@@ -28,11 +28,6 @@
       </w:r>
     </w:p>
     <w:p>
-      <w:r>
-        <w:br/>
-      </w:r>
-    </w:p>
-    <w:p>
       <w:pPr>
         <w:jc w:val="center"/>
       </w:pPr>
@@ -63,10 +58,7 @@
     </w:p>
     <w:p>
       <w:r>
-        <w:t xml:space="preserve">In this lab students will build a simulated enterprise cloud environment </w:t>
-      </w:r>
-      <w:r>
-        <w:t>that mimics core AWS services without requiring a real AWS account. Students will learn how cloud infrastructure is deployed, managed, secured, and automated using modern Infrastructure as Code techniques.</w:t>
+        <w:t>In this lab students will build a simulated enterprise cloud environment that mimics core AWS services without requiring a real AWS account. Students will learn how cloud infrastructure is deployed, managed, secured, and automated using modern Infrastructure as Code techniques.</w:t>
       </w:r>
     </w:p>
     <w:p>
@@ -85,10 +77,7 @@
         <w:pStyle w:val="ListBullet"/>
       </w:pPr>
       <w:r>
-        <w:t>Understand cloud infrastructur</w:t>
-      </w:r>
-      <w:r>
-        <w:t>e concepts</w:t>
+        <w:t>Understand cloud infrastructure concepts</w:t>
       </w:r>
     </w:p>
     <w:p>
@@ -152,10 +141,7 @@
         <w:pStyle w:val="ListBullet"/>
       </w:pPr>
       <w:r>
-        <w:t xml:space="preserve">Configure </w:t>
-      </w:r>
-      <w:r>
-        <w:t>security groups</w:t>
+        <w:t>Configure security groups</w:t>
       </w:r>
     </w:p>
     <w:p>
@@ -170,7 +156,6 @@
       <w:pPr>
         <w:pStyle w:val="Heading1"/>
       </w:pPr>
-      <w:bookmarkStart w:id="0" w:name="_GoBack"/>
       <w:r>
         <w:rPr>
           <w:rFonts w:ascii="Consolas" w:hAnsi="Consolas"/>
@@ -243,7 +228,6 @@
           </wp:anchor>
         </w:drawing>
       </w:r>
-      <w:bookmarkEnd w:id="0"/>
       <w:r>
         <w:rPr>
           <w:color w:val="003366"/>
@@ -274,19 +258,7 @@
           <w:color w:val="003366"/>
         </w:rPr>
         <w:lastRenderedPageBreak/>
-        <w:t>Sy</w:t>
-      </w:r>
-      <w:r>
-        <w:rPr>
-          <w:color w:val="003366"/>
-        </w:rPr>
-        <w:t>stem Requi</w:t>
-      </w:r>
-      <w:r>
-        <w:rPr>
-          <w:color w:val="003366"/>
-        </w:rPr>
-        <w:t>rements</w:t>
+        <w:t>System Requirements</w:t>
       </w:r>
     </w:p>
     <w:tbl>
@@ -445,10 +417,7 @@
     </w:p>
     <w:p>
       <w:r>
-        <w:t xml:space="preserve">Docker Desktop provides </w:t>
-      </w:r>
-      <w:r>
-        <w:t>the container platform used to run LocalStack and Kali Linux.</w:t>
+        <w:t>Docker Desktop provides the container platform used to run LocalStack and Kali Linux.</w:t>
       </w:r>
     </w:p>
     <w:p>
@@ -489,10 +458,7 @@
     </w:p>
     <w:p>
       <w:r>
-        <w:t>During</w:t>
-      </w:r>
-      <w:r>
-        <w:t xml:space="preserve"> installation ensure the following options are enabled:</w:t>
+        <w:t>During installation ensure the following options are enabled:</w:t>
       </w:r>
     </w:p>
     <w:p>
@@ -575,13 +541,7 @@
         <w:rPr>
           <w:color w:val="003366"/>
         </w:rPr>
-        <w:t>Part 2 — Create a Free</w:t>
-      </w:r>
-      <w:r>
-        <w:rPr>
-          <w:color w:val="003366"/>
-        </w:rPr>
-        <w:t xml:space="preserve"> LocalStack Account</w:t>
+        <w:t>Part 2 — Create a Free LocalStack Account</w:t>
       </w:r>
     </w:p>
     <w:p>
@@ -606,9 +566,17 @@
       </w:r>
     </w:p>
     <w:p>
+      <w:pPr>
+        <w:rPr>
+          <w:b/>
+          <w:color w:val="FF0000"/>
+        </w:rPr>
+      </w:pPr>
       <w:r>
         <w:rPr>
           <w:rFonts w:ascii="Consolas" w:hAnsi="Consolas"/>
+          <w:b/>
+          <w:color w:val="FF0000"/>
           <w:sz w:val="20"/>
         </w:rPr>
         <w:t>https://app.localstack.cloud/sign-up</w:t>
@@ -616,24 +584,178 @@
     </w:p>
     <w:p>
       <w:r>
-        <w:t>Create a free LocalStack account using your email address.</w:t>
+        <w:t>Create a free LocalStack a</w:t>
+      </w:r>
+      <w:r>
+        <w:t>ccount using your email address and select Hobby Plan</w:t>
+      </w:r>
+    </w:p>
+    <w:p/>
+    <w:p/>
+    <w:p/>
+    <w:p/>
+    <w:p/>
+    <w:p>
+      <w:r>
+        <w:rPr>
+          <w:noProof/>
+        </w:rPr>
+        <w:drawing>
+          <wp:inline distT="0" distB="0" distL="0" distR="0" wp14:anchorId="6C24ED66" wp14:editId="18591DBB">
+            <wp:extent cx="2499360" cy="3713908"/>
+            <wp:effectExtent l="152400" t="152400" r="358140" b="363220"/>
+            <wp:docPr id="2" name="Picture 2"/>
+            <wp:cNvGraphicFramePr>
+              <a:graphicFrameLocks xmlns:a="http://schemas.openxmlformats.org/drawingml/2006/main" noChangeAspect="1"/>
+            </wp:cNvGraphicFramePr>
+            <a:graphic xmlns:a="http://schemas.openxmlformats.org/drawingml/2006/main">
+              <a:graphicData uri="http://schemas.openxmlformats.org/drawingml/2006/picture">
+                <pic:pic xmlns:pic="http://schemas.openxmlformats.org/drawingml/2006/picture">
+                  <pic:nvPicPr>
+                    <pic:cNvPr id="1" name=""/>
+                    <pic:cNvPicPr/>
+                  </pic:nvPicPr>
+                  <pic:blipFill rotWithShape="1">
+                    <a:blip r:embed="rId7"/>
+                    <a:srcRect l="35889" t="18370" r="36444" b="8543"/>
+                    <a:stretch/>
+                  </pic:blipFill>
+                  <pic:spPr bwMode="auto">
+                    <a:xfrm>
+                      <a:off x="0" y="0"/>
+                      <a:ext cx="2501621" cy="3717268"/>
+                    </a:xfrm>
+                    <a:prstGeom prst="rect">
+                      <a:avLst/>
+                    </a:prstGeom>
+                    <a:ln>
+                      <a:noFill/>
+                    </a:ln>
+                    <a:effectLst>
+                      <a:outerShdw blurRad="292100" dist="139700" dir="2700000" algn="tl" rotWithShape="0">
+                        <a:srgbClr val="333333">
+                          <a:alpha val="65000"/>
+                        </a:srgbClr>
+                      </a:outerShdw>
+                    </a:effectLst>
+                    <a:extLst>
+                      <a:ext uri="{53640926-AAD7-44D8-BBD7-CCE9431645EC}">
+                        <a14:shadowObscured xmlns:a14="http://schemas.microsoft.com/office/drawing/2010/main"/>
+                      </a:ext>
+                    </a:extLst>
+                  </pic:spPr>
+                </pic:pic>
+              </a:graphicData>
+            </a:graphic>
+          </wp:inline>
+        </w:drawing>
       </w:r>
     </w:p>
     <w:p>
+      <w:bookmarkStart w:id="0" w:name="_GoBack"/>
+      <w:bookmarkEnd w:id="0"/>
+    </w:p>
+    <w:p>
       <w:pPr>
         <w:pStyle w:val="Heading2"/>
       </w:pPr>
+      <w:r>
+        <w:rPr>
+          <w:noProof/>
+        </w:rPr>
+        <w:drawing>
+          <wp:anchor distT="0" distB="0" distL="114300" distR="114300" simplePos="0" relativeHeight="251664384" behindDoc="1" locked="0" layoutInCell="1" allowOverlap="1">
+            <wp:simplePos x="0" y="0"/>
+            <wp:positionH relativeFrom="column">
+              <wp:posOffset>2598420</wp:posOffset>
+            </wp:positionH>
+            <wp:positionV relativeFrom="paragraph">
+              <wp:posOffset>83185</wp:posOffset>
+            </wp:positionV>
+            <wp:extent cx="2247900" cy="2748915"/>
+            <wp:effectExtent l="152400" t="152400" r="361950" b="356235"/>
+            <wp:wrapTight wrapText="bothSides">
+              <wp:wrapPolygon edited="0">
+                <wp:start x="732" y="-1198"/>
+                <wp:lineTo x="-1464" y="-898"/>
+                <wp:lineTo x="-1464" y="22154"/>
+                <wp:lineTo x="-732" y="23052"/>
+                <wp:lineTo x="-732" y="23202"/>
+                <wp:lineTo x="1098" y="23950"/>
+                <wp:lineTo x="1281" y="24249"/>
+                <wp:lineTo x="22149" y="24249"/>
+                <wp:lineTo x="22332" y="23950"/>
+                <wp:lineTo x="24163" y="23052"/>
+                <wp:lineTo x="24895" y="20807"/>
+                <wp:lineTo x="24895" y="1497"/>
+                <wp:lineTo x="22698" y="-748"/>
+                <wp:lineTo x="22515" y="-1198"/>
+                <wp:lineTo x="732" y="-1198"/>
+              </wp:wrapPolygon>
+            </wp:wrapTight>
+            <wp:docPr id="4" name="Picture 4"/>
+            <wp:cNvGraphicFramePr>
+              <a:graphicFrameLocks xmlns:a="http://schemas.openxmlformats.org/drawingml/2006/main" noChangeAspect="1"/>
+            </wp:cNvGraphicFramePr>
+            <a:graphic xmlns:a="http://schemas.openxmlformats.org/drawingml/2006/main">
+              <a:graphicData uri="http://schemas.openxmlformats.org/drawingml/2006/picture">
+                <pic:pic xmlns:pic="http://schemas.openxmlformats.org/drawingml/2006/picture">
+                  <pic:nvPicPr>
+                    <pic:cNvPr id="1" name=""/>
+                    <pic:cNvPicPr/>
+                  </pic:nvPicPr>
+                  <pic:blipFill rotWithShape="1">
+                    <a:blip r:embed="rId8">
+                      <a:extLst>
+                        <a:ext uri="{28A0092B-C50C-407E-A947-70E740481C1C}">
+                          <a14:useLocalDpi xmlns:a14="http://schemas.microsoft.com/office/drawing/2010/main" val="0"/>
+                        </a:ext>
+                      </a:extLst>
+                    </a:blip>
+                    <a:srcRect t="14420" r="81555" b="45481"/>
+                    <a:stretch/>
+                  </pic:blipFill>
+                  <pic:spPr bwMode="auto">
+                    <a:xfrm>
+                      <a:off x="0" y="0"/>
+                      <a:ext cx="2247900" cy="2748915"/>
+                    </a:xfrm>
+                    <a:prstGeom prst="rect">
+                      <a:avLst/>
+                    </a:prstGeom>
+                    <a:ln>
+                      <a:noFill/>
+                    </a:ln>
+                    <a:effectLst>
+                      <a:outerShdw blurRad="292100" dist="139700" dir="2700000" algn="tl" rotWithShape="0">
+                        <a:srgbClr val="333333">
+                          <a:alpha val="65000"/>
+                        </a:srgbClr>
+                      </a:outerShdw>
+                    </a:effectLst>
+                    <a:extLst>
+                      <a:ext uri="{53640926-AAD7-44D8-BBD7-CCE9431645EC}">
+                        <a14:shadowObscured xmlns:a14="http://schemas.microsoft.com/office/drawing/2010/main"/>
+                      </a:ext>
+                    </a:extLst>
+                  </pic:spPr>
+                </pic:pic>
+              </a:graphicData>
+            </a:graphic>
+            <wp14:sizeRelH relativeFrom="margin">
+              <wp14:pctWidth>0</wp14:pctWidth>
+            </wp14:sizeRelH>
+            <wp14:sizeRelV relativeFrom="margin">
+              <wp14:pctHeight>0</wp14:pctHeight>
+            </wp14:sizeRelV>
+          </wp:anchor>
+        </w:drawing>
+      </w:r>
       <w:r>
         <w:rPr>
           <w:color w:val="003366"/>
         </w:rPr>
-        <w:t xml:space="preserve">Step </w:t>
-      </w:r>
-      <w:r>
-        <w:rPr>
-          <w:color w:val="003366"/>
-        </w:rPr>
-        <w:t>2 — Generate Auth Token</w:t>
+        <w:t>Step 2 — Generate Auth Token</w:t>
       </w:r>
     </w:p>
     <w:p>
@@ -654,7 +776,15 @@
         <w:pStyle w:val="ListBullet"/>
       </w:pPr>
       <w:r>
-        <w:t>Click Auth Tokens</w:t>
+        <w:t xml:space="preserve">Click </w:t>
+      </w:r>
+      <w:proofErr w:type="spellStart"/>
+      <w:r>
+        <w:t>Auth</w:t>
+      </w:r>
+      <w:proofErr w:type="spellEnd"/>
+      <w:r>
+        <w:t xml:space="preserve"> Tokens</w:t>
       </w:r>
     </w:p>
     <w:p>
@@ -670,8 +800,92 @@
         <w:pStyle w:val="ListBullet"/>
       </w:pPr>
       <w:r>
+        <w:t>Copy the generated token</w:t>
+      </w:r>
+    </w:p>
+    <w:p>
+      <w:pPr>
+        <w:pStyle w:val="ListBullet"/>
+        <w:numPr>
+          <w:ilvl w:val="0"/>
+          <w:numId w:val="0"/>
+        </w:numPr>
+        <w:ind w:left="360" w:hanging="360"/>
+      </w:pPr>
+    </w:p>
+    <w:p>
+      <w:pPr>
+        <w:pStyle w:val="ListBullet"/>
+        <w:numPr>
+          <w:ilvl w:val="0"/>
+          <w:numId w:val="0"/>
+        </w:numPr>
+        <w:ind w:left="360" w:hanging="360"/>
+      </w:pPr>
+    </w:p>
+    <w:p>
+      <w:pPr>
+        <w:pStyle w:val="ListBullet"/>
+        <w:numPr>
+          <w:ilvl w:val="0"/>
+          <w:numId w:val="0"/>
+        </w:numPr>
+        <w:ind w:left="360" w:hanging="360"/>
+      </w:pPr>
+      <w:r>
+        <w:rPr>
+          <w:noProof/>
+        </w:rPr>
         <w:lastRenderedPageBreak/>
-        <w:t>Copy the generated token</w:t>
+        <w:drawing>
+          <wp:inline distT="0" distB="0" distL="0" distR="0" wp14:anchorId="30945A65" wp14:editId="020E8715">
+            <wp:extent cx="6088380" cy="3230404"/>
+            <wp:effectExtent l="152400" t="152400" r="369570" b="370205"/>
+            <wp:docPr id="3" name="Picture 3"/>
+            <wp:cNvGraphicFramePr>
+              <a:graphicFrameLocks xmlns:a="http://schemas.openxmlformats.org/drawingml/2006/main" noChangeAspect="1"/>
+            </wp:cNvGraphicFramePr>
+            <a:graphic xmlns:a="http://schemas.openxmlformats.org/drawingml/2006/main">
+              <a:graphicData uri="http://schemas.openxmlformats.org/drawingml/2006/picture">
+                <pic:pic xmlns:pic="http://schemas.openxmlformats.org/drawingml/2006/picture">
+                  <pic:nvPicPr>
+                    <pic:cNvPr id="1" name=""/>
+                    <pic:cNvPicPr/>
+                  </pic:nvPicPr>
+                  <pic:blipFill rotWithShape="1">
+                    <a:blip r:embed="rId9"/>
+                    <a:srcRect t="14222" r="16444" b="6963"/>
+                    <a:stretch/>
+                  </pic:blipFill>
+                  <pic:spPr bwMode="auto">
+                    <a:xfrm>
+                      <a:off x="0" y="0"/>
+                      <a:ext cx="6091886" cy="3232264"/>
+                    </a:xfrm>
+                    <a:prstGeom prst="rect">
+                      <a:avLst/>
+                    </a:prstGeom>
+                    <a:ln>
+                      <a:noFill/>
+                    </a:ln>
+                    <a:effectLst>
+                      <a:outerShdw blurRad="292100" dist="139700" dir="2700000" algn="tl" rotWithShape="0">
+                        <a:srgbClr val="333333">
+                          <a:alpha val="65000"/>
+                        </a:srgbClr>
+                      </a:outerShdw>
+                    </a:effectLst>
+                    <a:extLst>
+                      <a:ext uri="{53640926-AAD7-44D8-BBD7-CCE9431645EC}">
+                        <a14:shadowObscured xmlns:a14="http://schemas.microsoft.com/office/drawing/2010/main"/>
+                      </a:ext>
+                    </a:extLst>
+                  </pic:spPr>
+                </pic:pic>
+              </a:graphicData>
+            </a:graphic>
+          </wp:inline>
+        </w:drawing>
       </w:r>
     </w:p>
     <w:p>
@@ -698,13 +912,7 @@
         <w:rPr>
           <w:color w:val="003366"/>
         </w:rPr>
-        <w:t xml:space="preserve">Step 1 — Create Main </w:t>
-      </w:r>
-      <w:r>
-        <w:rPr>
-          <w:color w:val="003366"/>
-        </w:rPr>
-        <w:t>Folder</w:t>
+        <w:t>Step 1 — Create Main Folder</w:t>
       </w:r>
     </w:p>
     <w:p>
@@ -800,33 +1008,28 @@
         <w:rPr>
           <w:color w:val="003366"/>
         </w:rPr>
-        <w:t>Step 1 — Create docker-c</w:t>
-      </w:r>
+        <w:t>Step 1 — Create docker-compose.yml</w:t>
+      </w:r>
+    </w:p>
+    <w:p>
+      <w:r>
+        <w:t>Inside C:\cloudlab create a file named docker-compose.yml.</w:t>
+      </w:r>
+    </w:p>
+    <w:p>
+      <w:r>
+        <w:t>Paste the provided instructor Docker Compose configuration into the file.</w:t>
+      </w:r>
+    </w:p>
+    <w:p>
+      <w:pPr>
+        <w:pStyle w:val="Heading1"/>
+      </w:pPr>
       <w:r>
         <w:rPr>
           <w:color w:val="003366"/>
         </w:rPr>
-        <w:t>ompose.yml</w:t>
-      </w:r>
-    </w:p>
-    <w:p>
-      <w:r>
-        <w:t>Inside C:\cloudlab create a file named docker-compose.yml.</w:t>
-      </w:r>
-    </w:p>
-    <w:p>
-      <w:r>
-        <w:t>Paste the provided instructor Docker Compose configuration into the file.</w:t>
-      </w:r>
-    </w:p>
-    <w:p>
-      <w:pPr>
-        <w:pStyle w:val="Heading1"/>
-      </w:pPr>
-      <w:r>
-        <w:rPr>
-          <w:color w:val="003366"/>
-        </w:rPr>
+        <w:lastRenderedPageBreak/>
         <w:t>Part 5 — Start the Cloud Lab</w:t>
       </w:r>
     </w:p>
@@ -915,7 +1118,6 @@
         <w:rPr>
           <w:color w:val="003366"/>
         </w:rPr>
-        <w:lastRenderedPageBreak/>
         <w:t>Part 6 — Access Kali Linux Desktop</w:t>
       </w:r>
     </w:p>
@@ -974,10 +1176,7 @@
     </w:p>
     <w:p>
       <w:r>
-        <w:t>The Kali Linux container will be used to mana</w:t>
-      </w:r>
-      <w:r>
-        <w:t>ge cloud infrastructure.</w:t>
+        <w:t>The Kali Linux container will be used to manage cloud infrastructure.</w:t>
       </w:r>
     </w:p>
     <w:p>
@@ -1057,14 +1256,7 @@
           <w:sz w:val="20"/>
         </w:rPr>
         <w:br/>
-        <w:t>wget https://releases.hashicorp.com/terraform/1.8.5</w:t>
-      </w:r>
-      <w:r>
-        <w:rPr>
-          <w:rFonts w:ascii="Consolas" w:hAnsi="Consolas"/>
-          <w:sz w:val="20"/>
-        </w:rPr>
-        <w:t>/terraform_1.8.5_linux_amd64.zip</w:t>
+        <w:t>wget https://releases.hashicorp.com/terraform/1.8.5/terraform_1.8.5_linux_amd64.zip</w:t>
       </w:r>
       <w:r>
         <w:rPr>
@@ -1112,6 +1304,7 @@
         <w:rPr>
           <w:color w:val="003366"/>
         </w:rPr>
+        <w:lastRenderedPageBreak/>
         <w:t>Part 8 — Configure AWS CLI</w:t>
       </w:r>
     </w:p>
@@ -1160,12 +1353,6 @@
           <w:sz w:val="20"/>
         </w:rPr>
         <w:br/>
-      </w:r>
-      <w:r>
-        <w:rPr>
-          <w:rFonts w:ascii="Consolas" w:hAnsi="Consolas"/>
-          <w:sz w:val="20"/>
-        </w:rPr>
         <w:t>Default region name: us-east-1</w:t>
       </w:r>
       <w:r>
@@ -1192,7 +1379,6 @@
         <w:rPr>
           <w:color w:val="003366"/>
         </w:rPr>
-        <w:lastRenderedPageBreak/>
         <w:t>Part 9 — Deploy Cloud Infrastructure</w:t>
       </w:r>
     </w:p>
@@ -1238,10 +1424,7 @@
         <w:pStyle w:val="ListBullet"/>
       </w:pPr>
       <w:r>
-        <w:t xml:space="preserve">1 MySQL Database </w:t>
-      </w:r>
-      <w:r>
-        <w:t>Server</w:t>
+        <w:t>1 MySQL Database Server</w:t>
       </w:r>
     </w:p>
     <w:p>
@@ -1324,13 +1507,7 @@
         <w:rPr>
           <w:color w:val="003366"/>
         </w:rPr>
-        <w:t>Step 3 — Dep</w:t>
-      </w:r>
-      <w:r>
-        <w:rPr>
-          <w:color w:val="003366"/>
-        </w:rPr>
-        <w:t>loy Infrastructure</w:t>
+        <w:t>Step 3 — Deploy Infrastructure</w:t>
       </w:r>
     </w:p>
     <w:p>
@@ -1388,6 +1565,7 @@
         <w:rPr>
           <w:color w:val="003366"/>
         </w:rPr>
+        <w:lastRenderedPageBreak/>
         <w:t>List VPCs</w:t>
       </w:r>
     </w:p>
@@ -1417,14 +1595,7 @@
           <w:rFonts w:ascii="Consolas" w:hAnsi="Consolas"/>
           <w:sz w:val="20"/>
         </w:rPr>
-        <w:t xml:space="preserve">aws </w:t>
-      </w:r>
-      <w:r>
-        <w:rPr>
-          <w:rFonts w:ascii="Consolas" w:hAnsi="Consolas"/>
-          <w:sz w:val="20"/>
-        </w:rPr>
-        <w:t>--endpoint-url=http://localhost:4566 ec2 describe-instances</w:t>
+        <w:t>aws --endpoint-url=http://localhost:4566 ec2 describe-instances</w:t>
       </w:r>
     </w:p>
     <w:p>
@@ -1495,11 +1666,7 @@
         <w:pStyle w:val="ListBullet"/>
       </w:pPr>
       <w:r>
-        <w:lastRenderedPageBreak/>
-        <w:t xml:space="preserve">Virtual </w:t>
-      </w:r>
-      <w:r>
-        <w:t>Networking</w:t>
+        <w:t>Virtual Networking</w:t>
       </w:r>
     </w:p>
     <w:p>
@@ -1582,10 +1749,7 @@
         <w:pStyle w:val="ListBullet"/>
       </w:pPr>
       <w:r>
-        <w:t>Flat networks vs segme</w:t>
-      </w:r>
-      <w:r>
-        <w:t>nted networks</w:t>
+        <w:t>Flat networks vs segmented networks</w:t>
       </w:r>
     </w:p>
     <w:p>
@@ -1672,10 +1836,7 @@
     </w:p>
     <w:p>
       <w:r>
-        <w:t xml:space="preserve">Students </w:t>
-      </w:r>
-      <w:r>
-        <w:t>successfully deployed and managed a simulated enterprise cloud environment while learning core Security+ cloud infrastructure and cloud security concepts.</w:t>
+        <w:t>Students successfully deployed and managed a simulated enterprise cloud environment while learning core Security+ cloud infrastructure and cloud security concepts.</w:t>
       </w:r>
     </w:p>
     <w:sectPr>
@@ -13598,7 +13759,7 @@
 </file>
 
 <file path=customXml/itemProps1.xml><?xml version="1.0" encoding="utf-8"?>
-<ds:datastoreItem xmlns:ds="http://schemas.openxmlformats.org/officeDocument/2006/customXml" ds:itemID="{0F11B954-65AA-46D9-9FD6-00F69DBDCF87}">
+<ds:datastoreItem xmlns:ds="http://schemas.openxmlformats.org/officeDocument/2006/customXml" ds:itemID="{5C5E0F0B-3F23-4B56-BD66-9677D20235B7}">
   <ds:schemaRefs>
     <ds:schemaRef ds:uri="http://schemas.openxmlformats.org/officeDocument/2006/bibliography"/>
   </ds:schemaRefs>
